--- a/src/ecology_chapters/chapter6/template.docx
+++ b/src/ecology_chapters/chapter6/template.docx
@@ -124,14 +124,6 @@
           <w:rFonts w:ascii="Times New Roman" w:hAnsi="Times New Roman"/>
           <w:b w:val="false"/>
           <w:sz w:val="24"/>
-        </w:rPr>
-        <w:t xml:space="preserve">Непосредственно поверхность исследуемой территории </w:t>
-      </w:r>
-      <w:r>
-        <w:rPr>
-          <w:rFonts w:ascii="Times New Roman" w:hAnsi="Times New Roman"/>
-          <w:b w:val="false"/>
-          <w:sz w:val="24"/>
           <w:highlight w:val="green"/>
         </w:rPr>
         <w:t>{{flora.site_surface_description}}</w:t>
@@ -257,52 +249,128 @@
         <w:pStyle w:val="Normal"/>
         <w:widowControl/>
         <w:spacing w:lineRule="auto" w:line="276" w:before="0" w:after="120"/>
-        <w:ind w:firstLine="720" w:left="0" w:right="0"/>
+        <w:ind w:hanging="0" w:left="0" w:right="0"/>
+        <w:jc w:val="both"/>
+        <w:rPr>
+          <w:rFonts w:ascii="Times New Roman" w:hAnsi="Times New Roman"/>
+          <w:b w:val="false"/>
+          <w:i/>
+          <w:sz w:val="24"/>
+        </w:rPr>
+      </w:pPr>
+      <w:r>
+        <w:rPr>
+          <w:rFonts w:ascii="Times New Roman" w:hAnsi="Times New Roman"/>
+          <w:b w:val="false"/>
+          <w:sz w:val="24"/>
+        </w:rPr>
+        <w:tab/>
+        <w:t>Эндемичных, редких и уязвимых видов флоры, занесенных в Красную книгу Российской Федерации или Красную кни</w:t>
+      </w:r>
+      <w:r>
+        <w:rPr>
+          <w:rFonts w:ascii="Times New Roman" w:hAnsi="Times New Roman"/>
+          <w:b w:val="false"/>
+          <w:sz w:val="24"/>
+          <w:szCs w:val="24"/>
+        </w:rPr>
+        <w:t xml:space="preserve">гу </w:t>
+      </w:r>
+      <w:r>
+        <w:rPr>
+          <w:rFonts w:ascii="Times New Roman" w:hAnsi="Times New Roman"/>
+          <w:b w:val="false"/>
+          <w:sz w:val="24"/>
+          <w:szCs w:val="24"/>
+          <w:shd w:fill="2CEE0E" w:val="clear"/>
+          <w:lang w:val="en-US"/>
+        </w:rPr>
+        <w:t>{{</w:t>
+      </w:r>
+      <w:r>
+        <w:rPr>
+          <w:rFonts w:ascii="Times New Roman" w:hAnsi="Times New Roman"/>
+          <w:b w:val="false"/>
+          <w:i w:val="false"/>
+          <w:color w:val="080808"/>
+          <w:sz w:val="24"/>
+          <w:szCs w:val="24"/>
+          <w:shd w:fill="2CEE0E" w:val="clear"/>
+        </w:rPr>
+        <w:t>region_genitive</w:t>
+      </w:r>
+      <w:r>
+        <w:rPr>
+          <w:rFonts w:ascii="Times New Roman" w:hAnsi="Times New Roman"/>
+          <w:b w:val="false"/>
+          <w:sz w:val="24"/>
+          <w:szCs w:val="24"/>
+          <w:shd w:fill="2CEE0E" w:val="clear"/>
+          <w:lang w:val="en-US"/>
+        </w:rPr>
+        <w:t>}}</w:t>
+      </w:r>
+      <w:r>
+        <w:rPr>
+          <w:rFonts w:ascii="Times New Roman" w:hAnsi="Times New Roman"/>
+          <w:b w:val="false"/>
+          <w:sz w:val="24"/>
+          <w:szCs w:val="24"/>
+        </w:rPr>
+        <w:t>, на мо</w:t>
+      </w:r>
+      <w:r>
+        <w:rPr>
+          <w:rFonts w:ascii="Times New Roman" w:hAnsi="Times New Roman"/>
+          <w:b w:val="false"/>
+          <w:sz w:val="24"/>
+        </w:rPr>
+        <w:t xml:space="preserve">мент обследования, на участке изыскания не обнаружено. </w:t>
+      </w:r>
+    </w:p>
+    <w:p>
+      <w:pPr>
+        <w:pStyle w:val="Normal"/>
+        <w:widowControl/>
+        <w:spacing w:lineRule="auto" w:line="276" w:before="240" w:after="120"/>
         <w:jc w:val="both"/>
         <w:rPr/>
       </w:pPr>
       <w:r>
         <w:rPr>
           <w:rFonts w:ascii="Times New Roman" w:hAnsi="Times New Roman"/>
-          <w:b w:val="false"/>
-          <w:sz w:val="24"/>
-        </w:rPr>
-        <w:t xml:space="preserve">Объекты растительного мира, занесённые в Красную книгу РФ и </w:t>
-      </w:r>
-      <w:r>
-        <w:rPr>
-          <w:rFonts w:ascii="Times New Roman" w:hAnsi="Times New Roman"/>
-          <w:b w:val="false"/>
+          <w:b/>
+          <w:sz w:val="24"/>
+        </w:rPr>
+        <w:t xml:space="preserve">6.2. Характеристики существующего состояния животного мира района размещения объекта </w:t>
+      </w:r>
+      <w:r>
+        <w:rPr>
+          <w:rFonts w:ascii="Times New Roman" w:hAnsi="Times New Roman"/>
+          <w:b/>
           <w:sz w:val="24"/>
           <w:highlight w:val="green"/>
         </w:rPr>
-        <w:t>{{flora.red_book_region}}</w:t>
-      </w:r>
-      <w:r>
-        <w:rPr>
-          <w:rFonts w:ascii="Times New Roman" w:hAnsi="Times New Roman"/>
-          <w:b w:val="false"/>
-          <w:sz w:val="24"/>
-        </w:rPr>
-        <w:t>, в результате полевого обследования на участке изысканий не обнаружены.</w:t>
-      </w:r>
-    </w:p>
-    <w:p>
-      <w:pPr>
-        <w:pStyle w:val="Normal"/>
-        <w:widowControl/>
-        <w:spacing w:lineRule="auto" w:line="276" w:before="0" w:after="120"/>
-        <w:jc w:val="both"/>
-        <w:rPr/>
-      </w:pPr>
-      <w:r>
-        <w:rPr>
-          <w:rFonts w:ascii="Times New Roman" w:hAnsi="Times New Roman"/>
-          <w:b w:val="false"/>
-          <w:i/>
-          <w:sz w:val="24"/>
-        </w:rPr>
-        <w:t>{%p if flora.work_impact_note %}</w:t>
+        <w:t>{{</w:t>
+      </w:r>
+      <w:r>
+        <w:rPr>
+          <w:rFonts w:ascii="Times New Roman" w:hAnsi="Times New Roman"/>
+          <w:b/>
+          <w:sz w:val="24"/>
+          <w:highlight w:val="green"/>
+          <w:lang w:val="en-US"/>
+        </w:rPr>
+        <w:t>type_of_work_genitive</w:t>
+      </w:r>
+      <w:r>
+        <w:rPr>
+          <w:rFonts w:ascii="Times New Roman" w:hAnsi="Times New Roman"/>
+          <w:b/>
+          <w:sz w:val="24"/>
+          <w:highlight w:val="green"/>
+        </w:rPr>
+        <w:t>}}</w:t>
       </w:r>
     </w:p>
     <w:p>
@@ -321,70 +389,7 @@
           <w:sz w:val="24"/>
           <w:highlight w:val="green"/>
         </w:rPr>
-        <w:t>{{flora.work_impact_note}}</w:t>
-      </w:r>
-    </w:p>
-    <w:p>
-      <w:pPr>
-        <w:pStyle w:val="Normal"/>
-        <w:widowControl/>
-        <w:spacing w:lineRule="auto" w:line="276" w:before="0" w:after="120"/>
-        <w:jc w:val="both"/>
-        <w:rPr/>
-      </w:pPr>
-      <w:r>
-        <w:rPr>
-          <w:rFonts w:ascii="Times New Roman" w:hAnsi="Times New Roman"/>
-          <w:b w:val="false"/>
-          <w:i/>
-          <w:sz w:val="24"/>
-        </w:rPr>
-        <w:t>{%p endif %}</w:t>
-      </w:r>
-    </w:p>
-    <w:p>
-      <w:pPr>
-        <w:pStyle w:val="Normal"/>
-        <w:widowControl/>
-        <w:spacing w:lineRule="auto" w:line="276" w:before="240" w:after="120"/>
-        <w:jc w:val="both"/>
-        <w:rPr/>
-      </w:pPr>
-      <w:r>
-        <w:rPr>
-          <w:rFonts w:ascii="Times New Roman" w:hAnsi="Times New Roman"/>
-          <w:b/>
-          <w:sz w:val="24"/>
-        </w:rPr>
-        <w:t xml:space="preserve">6.2. Характеристики существующего состояния животного мира района размещения объекта </w:t>
-      </w:r>
-      <w:r>
-        <w:rPr>
-          <w:rFonts w:ascii="Times New Roman" w:hAnsi="Times New Roman"/>
-          <w:b/>
-          <w:sz w:val="24"/>
-          <w:highlight w:val="green"/>
-        </w:rPr>
-        <w:t>{{</w:t>
-      </w:r>
-      <w:r>
-        <w:rPr>
-          <w:rFonts w:ascii="Times New Roman" w:hAnsi="Times New Roman"/>
-          <w:b/>
-          <w:sz w:val="24"/>
-          <w:highlight w:val="green"/>
-          <w:lang w:val="en-US"/>
-        </w:rPr>
-        <w:t>type_of_work_genitive</w:t>
-      </w:r>
-      <w:r>
-        <w:rPr>
-          <w:rFonts w:ascii="Times New Roman" w:hAnsi="Times New Roman"/>
-          <w:b/>
-          <w:sz w:val="24"/>
-          <w:highlight w:val="green"/>
-        </w:rPr>
-        <w:t>}}</w:t>
+        <w:t>{{fauna.region_description}}</w:t>
       </w:r>
     </w:p>
     <w:p>
@@ -396,33 +401,6 @@
         <w:jc w:val="both"/>
         <w:rPr/>
       </w:pPr>
-      <w:r>
-        <w:rPr>
-          <w:rFonts w:ascii="Times New Roman" w:hAnsi="Times New Roman"/>
-          <w:b w:val="false"/>
-          <w:sz w:val="24"/>
-          <w:highlight w:val="green"/>
-        </w:rPr>
-        <w:t>{{fauna.region_description}}</w:t>
-      </w:r>
-    </w:p>
-    <w:p>
-      <w:pPr>
-        <w:pStyle w:val="Normal"/>
-        <w:widowControl/>
-        <w:spacing w:lineRule="auto" w:line="276" w:before="0" w:after="120"/>
-        <w:ind w:firstLine="720" w:left="0" w:right="0"/>
-        <w:jc w:val="both"/>
-        <w:rPr/>
-      </w:pPr>
-      <w:r>
-        <w:rPr>
-          <w:rFonts w:ascii="Times New Roman" w:hAnsi="Times New Roman"/>
-          <w:b w:val="false"/>
-          <w:sz w:val="24"/>
-        </w:rPr>
-        <w:t xml:space="preserve">Животный мир непосредственно на участке изысканий представлен </w:t>
-      </w:r>
       <w:r>
         <w:rPr>
           <w:rFonts w:ascii="Times New Roman" w:hAnsi="Times New Roman"/>
